--- a/publication_paper_v5/ZSTP_Item2_Answer.docx
+++ b/publication_paper_v5/ZSTP_Item2_Answer.docx
@@ -100,12 +100,12 @@
           <w:left w:w="10" w:type="dxa"/>
           <w:right w:w="10" w:type="dxa"/>
         </w:tblCellMar>
-        <w:tblLook w:val="04A0" w:firstRow="1" w:lastRow="0" w:firstColumn="1" w:lastColumn="0" w:noHBand="0" w:noVBand="1"/>
+        <w:tblLook w:val="0000" w:firstRow="0" w:lastRow="0" w:firstColumn="0" w:lastColumn="0" w:noHBand="0" w:noVBand="0"/>
       </w:tblPr>
       <w:tblGrid>
-        <w:gridCol w:w="2162"/>
+        <w:gridCol w:w="2163"/>
         <w:gridCol w:w="2845"/>
-        <w:gridCol w:w="4353"/>
+        <w:gridCol w:w="4352"/>
       </w:tblGrid>
       <w:tr>
         <w:tblPrEx>
@@ -263,7 +263,7 @@
                 <w:sz w:val="18"/>
                 <w:szCs w:val="18"/>
               </w:rPr>
-              <w:t>The Q-med schedule (and the adaptive re-solve)</w:t>
+              <w:t>The Q-med schedule (the V3 adaptive rule, now kept only for comparison)</w:t>
             </w:r>
           </w:p>
         </w:tc>
@@ -496,7 +496,7 @@
           <w:left w:w="10" w:type="dxa"/>
           <w:right w:w="10" w:type="dxa"/>
         </w:tblCellMar>
-        <w:tblLook w:val="04A0" w:firstRow="1" w:lastRow="0" w:firstColumn="1" w:lastColumn="0" w:noHBand="0" w:noVBand="1"/>
+        <w:tblLook w:val="0000" w:firstRow="0" w:lastRow="0" w:firstColumn="0" w:lastColumn="0" w:noHBand="0" w:noVBand="0"/>
       </w:tblPr>
       <w:tblGrid>
         <w:gridCol w:w="695"/>
@@ -1270,7 +1270,7 @@
           <w:left w:w="10" w:type="dxa"/>
           <w:right w:w="10" w:type="dxa"/>
         </w:tblCellMar>
-        <w:tblLook w:val="04A0" w:firstRow="1" w:lastRow="0" w:firstColumn="1" w:lastColumn="0" w:noHBand="0" w:noVBand="1"/>
+        <w:tblLook w:val="0000" w:firstRow="0" w:lastRow="0" w:firstColumn="0" w:lastColumn="0" w:noHBand="0" w:noVBand="0"/>
       </w:tblPr>
       <w:tblGrid>
         <w:gridCol w:w="2736"/>
@@ -1667,7 +1667,7 @@
           <w:sz w:val="20"/>
           <w:szCs w:val="20"/>
         </w:rPr>
-        <w:t>Just like schedule A in the reviewer’s example, burst-first wins on the burst score but loses on the minimum. The max–min schedule has a 6.3% higher worst-case score.</w:t>
+        <w:t>Just like schedule A in the reviewer’s example, burst-first wins on the burst score but loses on the minimum. The burst-first worst-case score is 6.3% below the max–min score.</w:t>
       </w:r>
     </w:p>
     <w:p>
@@ -1681,6 +1681,7 @@
           <w:bCs/>
           <w:color w:val="1F4E79"/>
         </w:rPr>
+        <w:lastRenderedPageBreak/>
         <w:t>6. Is burst always the worst attacker? No</w:t>
       </w:r>
     </w:p>
@@ -1710,8 +1711,7 @@
           <w:sz w:val="20"/>
           <w:szCs w:val="20"/>
         </w:rPr>
-        <w:lastRenderedPageBreak/>
-        <w:t>On the small test network, where every one of the 131 rule-following schedules was checked, burst is the worst attacker for none of them. High is the worst for most.</w:t>
+        <w:t>On the small test network the high and burst attackers give identical scores for every one of the 131 rule-following schedules (same thresholds, same path weights), so there burst-first and max–min reach the same optimum. The difference appears only when the two attackers differ.</w:t>
       </w:r>
     </w:p>
     <w:p>
@@ -1833,7 +1833,7 @@
           <w:left w:w="10" w:type="dxa"/>
           <w:right w:w="10" w:type="dxa"/>
         </w:tblCellMar>
-        <w:tblLook w:val="04A0" w:firstRow="1" w:lastRow="0" w:firstColumn="1" w:lastColumn="0" w:noHBand="0" w:noVBand="1"/>
+        <w:tblLook w:val="0000" w:firstRow="0" w:lastRow="0" w:firstColumn="0" w:lastColumn="0" w:noHBand="0" w:noVBand="0"/>
       </w:tblPr>
       <w:tblGrid>
         <w:gridCol w:w="2400"/>
@@ -2808,7 +2808,7 @@
           <w:left w:w="10" w:type="dxa"/>
           <w:right w:w="10" w:type="dxa"/>
         </w:tblCellMar>
-        <w:tblLook w:val="04A0" w:firstRow="1" w:lastRow="0" w:firstColumn="1" w:lastColumn="0" w:noHBand="0" w:noVBand="1"/>
+        <w:tblLook w:val="0000" w:firstRow="0" w:lastRow="0" w:firstColumn="0" w:lastColumn="0" w:noHBand="0" w:noVBand="0"/>
       </w:tblPr>
       <w:tblGrid>
         <w:gridCol w:w="700"/>
@@ -3538,10 +3538,64 @@
 <file path=word/numbering.xml><?xml version="1.0" encoding="utf-8"?>
 <w:numbering xmlns:wpc="http://schemas.microsoft.com/office/word/2010/wordprocessingCanvas" xmlns:cx="http://schemas.microsoft.com/office/drawing/2014/chartex" xmlns:cx1="http://schemas.microsoft.com/office/drawing/2015/9/8/chartex" xmlns:cx2="http://schemas.microsoft.com/office/drawing/2015/10/21/chartex" xmlns:cx3="http://schemas.microsoft.com/office/drawing/2016/5/9/chartex" xmlns:cx4="http://schemas.microsoft.com/office/drawing/2016/5/10/chartex" xmlns:cx5="http://schemas.microsoft.com/office/drawing/2016/5/11/chartex" xmlns:cx6="http://schemas.microsoft.com/office/drawing/2016/5/12/chartex" xmlns:cx7="http://schemas.microsoft.com/office/drawing/2016/5/13/chartex" xmlns:cx8="http://schemas.microsoft.com/office/drawing/2016/5/14/chartex" xmlns:mc="http://schemas.openxmlformats.org/markup-compatibility/2006" xmlns:m="http://schemas.openxmlformats.org/officeDocument/2006/math" xmlns:aink="http://schemas.microsoft.com/office/drawing/2016/ink" xmlns:am3d="http://schemas.microsoft.com/office/drawing/2017/model3d" xmlns:oel="http://schemas.microsoft.com/office/2019/extlst" xmlns:r="http://schemas.openxmlformats.org/officeDocument/2006/relationships" xmlns:wp14="http://schemas.microsoft.com/office/word/2010/wordprocessingDrawing" xmlns:wp="http://schemas.openxmlformats.org/drawingml/2006/wordprocessingDrawing" xmlns:wpg="http://schemas.microsoft.com/office/word/2010/wordprocessingGroup" xmlns:wpi="http://schemas.microsoft.com/office/word/2010/wordprocessingInk" xmlns:wps="http://schemas.microsoft.com/office/word/2010/wordprocessingShape" xmlns:o="urn:schemas-microsoft-com:office:office" xmlns:v="urn:schemas-microsoft-com:vml" xmlns:w10="urn:schemas-microsoft-com:office:word" xmlns:w="http://schemas.openxmlformats.org/wordprocessingml/2006/main" xmlns:w14="http://schemas.microsoft.com/office/word/2010/wordml" xmlns:w15="http://schemas.microsoft.com/office/word/2012/wordml" xmlns:w16cex="http://schemas.microsoft.com/office/word/2018/wordml/cex" xmlns:w16cid="http://schemas.microsoft.com/office/word/2016/wordml/cid" xmlns:w16="http://schemas.microsoft.com/office/word/2018/wordml" xmlns:w16sdtdh="http://schemas.microsoft.com/office/word/2020/wordml/sdtdatahash" xmlns:w16sdtfl="http://schemas.microsoft.com/office/word/2024/wordml/sdtformatlock" xmlns:w16se="http://schemas.microsoft.com/office/word/2015/wordml/symex" xmlns:w16du="http://schemas.microsoft.com/office/word/2023/wordml/word16du" xmlns:wne="http://schemas.microsoft.com/office/word/2006/wordml" mc:Ignorable="w14 w15 w16se w16cid w16 w16cex w16sdtdh w16sdtfl w16du wp14">
   <w:abstractNum w:abstractNumId="0" w15:restartNumberingAfterBreak="0">
-    <w:nsid w:val="109D7CA7"/>
+    <w:nsid w:val="1F3C7260"/>
     <w:multiLevelType w:val="hybridMultilevel"/>
-    <w:tmpl w:val="D2EAE80A"/>
-    <w:lvl w:ilvl="0" w:tplc="4DB0D52E">
+    <w:tmpl w:val="38B00FC2"/>
+    <w:lvl w:ilvl="0" w:tplc="D6482714">
+      <w:start w:val="1"/>
+      <w:numFmt w:val="bullet"/>
+      <w:lvlText w:val="•"/>
+      <w:lvlJc w:val="left"/>
+      <w:pPr>
+        <w:ind w:left="720" w:hanging="360"/>
+      </w:pPr>
+    </w:lvl>
+    <w:lvl w:ilvl="1" w:tplc="6E02CF4A">
+      <w:numFmt w:val="decimal"/>
+      <w:lvlText w:val=""/>
+      <w:lvlJc w:val="left"/>
+    </w:lvl>
+    <w:lvl w:ilvl="2" w:tplc="D2D4CDFA">
+      <w:numFmt w:val="decimal"/>
+      <w:lvlText w:val=""/>
+      <w:lvlJc w:val="left"/>
+    </w:lvl>
+    <w:lvl w:ilvl="3" w:tplc="65944096">
+      <w:numFmt w:val="decimal"/>
+      <w:lvlText w:val=""/>
+      <w:lvlJc w:val="left"/>
+    </w:lvl>
+    <w:lvl w:ilvl="4" w:tplc="27CAE5E0">
+      <w:numFmt w:val="decimal"/>
+      <w:lvlText w:val=""/>
+      <w:lvlJc w:val="left"/>
+    </w:lvl>
+    <w:lvl w:ilvl="5" w:tplc="5AAA8C48">
+      <w:numFmt w:val="decimal"/>
+      <w:lvlText w:val=""/>
+      <w:lvlJc w:val="left"/>
+    </w:lvl>
+    <w:lvl w:ilvl="6" w:tplc="43CC4F78">
+      <w:numFmt w:val="decimal"/>
+      <w:lvlText w:val=""/>
+      <w:lvlJc w:val="left"/>
+    </w:lvl>
+    <w:lvl w:ilvl="7" w:tplc="3432C664">
+      <w:numFmt w:val="decimal"/>
+      <w:lvlText w:val=""/>
+      <w:lvlJc w:val="left"/>
+    </w:lvl>
+    <w:lvl w:ilvl="8" w:tplc="A484FAC6">
+      <w:numFmt w:val="decimal"/>
+      <w:lvlText w:val=""/>
+      <w:lvlJc w:val="left"/>
+    </w:lvl>
+  </w:abstractNum>
+  <w:abstractNum w:abstractNumId="1" w15:restartNumberingAfterBreak="0">
+    <w:nsid w:val="30D92DC0"/>
+    <w:multiLevelType w:val="hybridMultilevel"/>
+    <w:tmpl w:val="944CCA6C"/>
+    <w:lvl w:ilvl="0" w:tplc="14323E00">
       <w:start w:val="1"/>
       <w:numFmt w:val="decimal"/>
       <w:lvlText w:val="%1."/>
@@ -3550,106 +3604,52 @@
         <w:ind w:left="720" w:hanging="360"/>
       </w:pPr>
     </w:lvl>
-    <w:lvl w:ilvl="1" w:tplc="CE30C59C">
+    <w:lvl w:ilvl="1" w:tplc="E8604B0C">
       <w:numFmt w:val="decimal"/>
       <w:lvlText w:val=""/>
       <w:lvlJc w:val="left"/>
     </w:lvl>
-    <w:lvl w:ilvl="2" w:tplc="8A22E2BC">
+    <w:lvl w:ilvl="2" w:tplc="72443E42">
       <w:numFmt w:val="decimal"/>
       <w:lvlText w:val=""/>
       <w:lvlJc w:val="left"/>
     </w:lvl>
-    <w:lvl w:ilvl="3" w:tplc="D38AEE6C">
+    <w:lvl w:ilvl="3" w:tplc="F51006E8">
       <w:numFmt w:val="decimal"/>
       <w:lvlText w:val=""/>
       <w:lvlJc w:val="left"/>
     </w:lvl>
-    <w:lvl w:ilvl="4" w:tplc="61F4319E">
+    <w:lvl w:ilvl="4" w:tplc="69B26310">
       <w:numFmt w:val="decimal"/>
       <w:lvlText w:val=""/>
       <w:lvlJc w:val="left"/>
     </w:lvl>
-    <w:lvl w:ilvl="5" w:tplc="F036D4CA">
+    <w:lvl w:ilvl="5" w:tplc="DEB8D2C4">
       <w:numFmt w:val="decimal"/>
       <w:lvlText w:val=""/>
       <w:lvlJc w:val="left"/>
     </w:lvl>
-    <w:lvl w:ilvl="6" w:tplc="089A36B6">
+    <w:lvl w:ilvl="6" w:tplc="550AE710">
       <w:numFmt w:val="decimal"/>
       <w:lvlText w:val=""/>
       <w:lvlJc w:val="left"/>
     </w:lvl>
-    <w:lvl w:ilvl="7" w:tplc="58AC2780">
+    <w:lvl w:ilvl="7" w:tplc="EB20D79A">
       <w:numFmt w:val="decimal"/>
       <w:lvlText w:val=""/>
       <w:lvlJc w:val="left"/>
     </w:lvl>
-    <w:lvl w:ilvl="8" w:tplc="D1A42534">
-      <w:numFmt w:val="decimal"/>
-      <w:lvlText w:val=""/>
-      <w:lvlJc w:val="left"/>
-    </w:lvl>
-  </w:abstractNum>
-  <w:abstractNum w:abstractNumId="1" w15:restartNumberingAfterBreak="0">
-    <w:nsid w:val="424A614F"/>
-    <w:multiLevelType w:val="hybridMultilevel"/>
-    <w:tmpl w:val="9C1C8D6E"/>
-    <w:lvl w:ilvl="0" w:tplc="4BCAF9E2">
-      <w:start w:val="1"/>
-      <w:numFmt w:val="decimal"/>
-      <w:lvlText w:val="%1."/>
-      <w:lvlJc w:val="left"/>
-      <w:pPr>
-        <w:ind w:left="720" w:hanging="360"/>
-      </w:pPr>
-    </w:lvl>
-    <w:lvl w:ilvl="1" w:tplc="1A162FAC">
-      <w:numFmt w:val="decimal"/>
-      <w:lvlText w:val=""/>
-      <w:lvlJc w:val="left"/>
-    </w:lvl>
-    <w:lvl w:ilvl="2" w:tplc="44803D98">
-      <w:numFmt w:val="decimal"/>
-      <w:lvlText w:val=""/>
-      <w:lvlJc w:val="left"/>
-    </w:lvl>
-    <w:lvl w:ilvl="3" w:tplc="5F0A8560">
-      <w:numFmt w:val="decimal"/>
-      <w:lvlText w:val=""/>
-      <w:lvlJc w:val="left"/>
-    </w:lvl>
-    <w:lvl w:ilvl="4" w:tplc="3996A392">
-      <w:numFmt w:val="decimal"/>
-      <w:lvlText w:val=""/>
-      <w:lvlJc w:val="left"/>
-    </w:lvl>
-    <w:lvl w:ilvl="5" w:tplc="971EFB6C">
-      <w:numFmt w:val="decimal"/>
-      <w:lvlText w:val=""/>
-      <w:lvlJc w:val="left"/>
-    </w:lvl>
-    <w:lvl w:ilvl="6" w:tplc="E4CE782A">
-      <w:numFmt w:val="decimal"/>
-      <w:lvlText w:val=""/>
-      <w:lvlJc w:val="left"/>
-    </w:lvl>
-    <w:lvl w:ilvl="7" w:tplc="53FA16D8">
-      <w:numFmt w:val="decimal"/>
-      <w:lvlText w:val=""/>
-      <w:lvlJc w:val="left"/>
-    </w:lvl>
-    <w:lvl w:ilvl="8" w:tplc="C9622E20">
+    <w:lvl w:ilvl="8" w:tplc="DF8EFC62">
       <w:numFmt w:val="decimal"/>
       <w:lvlText w:val=""/>
       <w:lvlJc w:val="left"/>
     </w:lvl>
   </w:abstractNum>
   <w:abstractNum w:abstractNumId="2" w15:restartNumberingAfterBreak="0">
-    <w:nsid w:val="45D960A4"/>
+    <w:nsid w:val="405004AE"/>
     <w:multiLevelType w:val="hybridMultilevel"/>
-    <w:tmpl w:val="7FDA6DDE"/>
-    <w:lvl w:ilvl="0" w:tplc="51489B96">
+    <w:tmpl w:val="4972ED04"/>
+    <w:lvl w:ilvl="0" w:tplc="32F0A4AA">
       <w:start w:val="1"/>
       <w:numFmt w:val="bullet"/>
       <w:lvlText w:val="●"/>
@@ -3658,7 +3658,7 @@
         <w:ind w:left="720" w:hanging="360"/>
       </w:pPr>
     </w:lvl>
-    <w:lvl w:ilvl="1" w:tplc="4CCE0ED0">
+    <w:lvl w:ilvl="1" w:tplc="80E8D8E2">
       <w:start w:val="1"/>
       <w:numFmt w:val="bullet"/>
       <w:lvlText w:val="○"/>
@@ -3667,7 +3667,7 @@
         <w:ind w:left="1440" w:hanging="360"/>
       </w:pPr>
     </w:lvl>
-    <w:lvl w:ilvl="2" w:tplc="A6CA28D6">
+    <w:lvl w:ilvl="2" w:tplc="FA401244">
       <w:start w:val="1"/>
       <w:numFmt w:val="bullet"/>
       <w:lvlText w:val="■"/>
@@ -3676,7 +3676,7 @@
         <w:ind w:left="2160" w:hanging="360"/>
       </w:pPr>
     </w:lvl>
-    <w:lvl w:ilvl="3" w:tplc="273A553E">
+    <w:lvl w:ilvl="3" w:tplc="0680A2B4">
       <w:start w:val="1"/>
       <w:numFmt w:val="bullet"/>
       <w:lvlText w:val="●"/>
@@ -3685,7 +3685,7 @@
         <w:ind w:left="2880" w:hanging="360"/>
       </w:pPr>
     </w:lvl>
-    <w:lvl w:ilvl="4" w:tplc="85CA0FF4">
+    <w:lvl w:ilvl="4" w:tplc="75C8EB3E">
       <w:start w:val="1"/>
       <w:numFmt w:val="bullet"/>
       <w:lvlText w:val="○"/>
@@ -3694,7 +3694,7 @@
         <w:ind w:left="3600" w:hanging="360"/>
       </w:pPr>
     </w:lvl>
-    <w:lvl w:ilvl="5" w:tplc="7A021F5C">
+    <w:lvl w:ilvl="5" w:tplc="46B042A4">
       <w:start w:val="1"/>
       <w:numFmt w:val="bullet"/>
       <w:lvlText w:val="■"/>
@@ -3703,7 +3703,7 @@
         <w:ind w:left="4320" w:hanging="360"/>
       </w:pPr>
     </w:lvl>
-    <w:lvl w:ilvl="6" w:tplc="910E50A4">
+    <w:lvl w:ilvl="6" w:tplc="FD28B0E0">
       <w:start w:val="1"/>
       <w:numFmt w:val="bullet"/>
       <w:lvlText w:val="●"/>
@@ -3712,7 +3712,7 @@
         <w:ind w:left="5040" w:hanging="360"/>
       </w:pPr>
     </w:lvl>
-    <w:lvl w:ilvl="7" w:tplc="1D6C4128">
+    <w:lvl w:ilvl="7" w:tplc="F328D6AE">
       <w:start w:val="1"/>
       <w:numFmt w:val="bullet"/>
       <w:lvlText w:val="●"/>
@@ -3721,7 +3721,7 @@
         <w:ind w:left="5760" w:hanging="360"/>
       </w:pPr>
     </w:lvl>
-    <w:lvl w:ilvl="8" w:tplc="E64A5766">
+    <w:lvl w:ilvl="8" w:tplc="4F26F102">
       <w:start w:val="1"/>
       <w:numFmt w:val="bullet"/>
       <w:lvlText w:val="●"/>
@@ -3732,64 +3732,10 @@
     </w:lvl>
   </w:abstractNum>
   <w:abstractNum w:abstractNumId="3" w15:restartNumberingAfterBreak="0">
-    <w:nsid w:val="70A001CD"/>
+    <w:nsid w:val="4BA07DDC"/>
     <w:multiLevelType w:val="hybridMultilevel"/>
-    <w:tmpl w:val="8C087102"/>
-    <w:lvl w:ilvl="0" w:tplc="C548D022">
-      <w:start w:val="1"/>
-      <w:numFmt w:val="bullet"/>
-      <w:lvlText w:val="•"/>
-      <w:lvlJc w:val="left"/>
-      <w:pPr>
-        <w:ind w:left="720" w:hanging="360"/>
-      </w:pPr>
-    </w:lvl>
-    <w:lvl w:ilvl="1" w:tplc="1CDC789A">
-      <w:numFmt w:val="decimal"/>
-      <w:lvlText w:val=""/>
-      <w:lvlJc w:val="left"/>
-    </w:lvl>
-    <w:lvl w:ilvl="2" w:tplc="45BA52C4">
-      <w:numFmt w:val="decimal"/>
-      <w:lvlText w:val=""/>
-      <w:lvlJc w:val="left"/>
-    </w:lvl>
-    <w:lvl w:ilvl="3" w:tplc="ADAE6226">
-      <w:numFmt w:val="decimal"/>
-      <w:lvlText w:val=""/>
-      <w:lvlJc w:val="left"/>
-    </w:lvl>
-    <w:lvl w:ilvl="4" w:tplc="D792BE60">
-      <w:numFmt w:val="decimal"/>
-      <w:lvlText w:val=""/>
-      <w:lvlJc w:val="left"/>
-    </w:lvl>
-    <w:lvl w:ilvl="5" w:tplc="DBEC9F96">
-      <w:numFmt w:val="decimal"/>
-      <w:lvlText w:val=""/>
-      <w:lvlJc w:val="left"/>
-    </w:lvl>
-    <w:lvl w:ilvl="6" w:tplc="B2448E36">
-      <w:numFmt w:val="decimal"/>
-      <w:lvlText w:val=""/>
-      <w:lvlJc w:val="left"/>
-    </w:lvl>
-    <w:lvl w:ilvl="7" w:tplc="38AA4CEA">
-      <w:numFmt w:val="decimal"/>
-      <w:lvlText w:val=""/>
-      <w:lvlJc w:val="left"/>
-    </w:lvl>
-    <w:lvl w:ilvl="8" w:tplc="FB1047AE">
-      <w:numFmt w:val="decimal"/>
-      <w:lvlText w:val=""/>
-      <w:lvlJc w:val="left"/>
-    </w:lvl>
-  </w:abstractNum>
-  <w:abstractNum w:abstractNumId="4" w15:restartNumberingAfterBreak="0">
-    <w:nsid w:val="71FD5500"/>
-    <w:multiLevelType w:val="hybridMultilevel"/>
-    <w:tmpl w:val="3D368BF4"/>
-    <w:lvl w:ilvl="0" w:tplc="A4248440">
+    <w:tmpl w:val="5F7A2302"/>
+    <w:lvl w:ilvl="0" w:tplc="7A72F24E">
       <w:start w:val="1"/>
       <w:numFmt w:val="decimal"/>
       <w:lvlText w:val="%1."/>
@@ -3798,55 +3744,109 @@
         <w:ind w:left="720" w:hanging="360"/>
       </w:pPr>
     </w:lvl>
-    <w:lvl w:ilvl="1" w:tplc="3440C79A">
+    <w:lvl w:ilvl="1" w:tplc="4CF6C91E">
       <w:numFmt w:val="decimal"/>
       <w:lvlText w:val=""/>
       <w:lvlJc w:val="left"/>
     </w:lvl>
-    <w:lvl w:ilvl="2" w:tplc="1390D850">
+    <w:lvl w:ilvl="2" w:tplc="41E679B0">
       <w:numFmt w:val="decimal"/>
       <w:lvlText w:val=""/>
       <w:lvlJc w:val="left"/>
     </w:lvl>
-    <w:lvl w:ilvl="3" w:tplc="1BE8ED82">
+    <w:lvl w:ilvl="3" w:tplc="D714CFBE">
       <w:numFmt w:val="decimal"/>
       <w:lvlText w:val=""/>
       <w:lvlJc w:val="left"/>
     </w:lvl>
-    <w:lvl w:ilvl="4" w:tplc="275072C8">
+    <w:lvl w:ilvl="4" w:tplc="55F85E50">
       <w:numFmt w:val="decimal"/>
       <w:lvlText w:val=""/>
       <w:lvlJc w:val="left"/>
     </w:lvl>
-    <w:lvl w:ilvl="5" w:tplc="D09689E0">
+    <w:lvl w:ilvl="5" w:tplc="77CA177A">
       <w:numFmt w:val="decimal"/>
       <w:lvlText w:val=""/>
       <w:lvlJc w:val="left"/>
     </w:lvl>
-    <w:lvl w:ilvl="6" w:tplc="E2EAB422">
+    <w:lvl w:ilvl="6" w:tplc="1534E7E2">
       <w:numFmt w:val="decimal"/>
       <w:lvlText w:val=""/>
       <w:lvlJc w:val="left"/>
     </w:lvl>
-    <w:lvl w:ilvl="7" w:tplc="0F209196">
+    <w:lvl w:ilvl="7" w:tplc="837CD5D4">
       <w:numFmt w:val="decimal"/>
       <w:lvlText w:val=""/>
       <w:lvlJc w:val="left"/>
     </w:lvl>
-    <w:lvl w:ilvl="8" w:tplc="93D83090">
+    <w:lvl w:ilvl="8" w:tplc="B8CCEA42">
       <w:numFmt w:val="decimal"/>
       <w:lvlText w:val=""/>
       <w:lvlJc w:val="left"/>
     </w:lvl>
   </w:abstractNum>
-  <w:num w:numId="1" w16cid:durableId="753086056">
+  <w:abstractNum w:abstractNumId="4" w15:restartNumberingAfterBreak="0">
+    <w:nsid w:val="523D2689"/>
+    <w:multiLevelType w:val="hybridMultilevel"/>
+    <w:tmpl w:val="0B68D494"/>
+    <w:lvl w:ilvl="0" w:tplc="CF547874">
+      <w:start w:val="1"/>
+      <w:numFmt w:val="decimal"/>
+      <w:lvlText w:val="%1."/>
+      <w:lvlJc w:val="left"/>
+      <w:pPr>
+        <w:ind w:left="720" w:hanging="360"/>
+      </w:pPr>
+    </w:lvl>
+    <w:lvl w:ilvl="1" w:tplc="9CAE51AC">
+      <w:numFmt w:val="decimal"/>
+      <w:lvlText w:val=""/>
+      <w:lvlJc w:val="left"/>
+    </w:lvl>
+    <w:lvl w:ilvl="2" w:tplc="8410E080">
+      <w:numFmt w:val="decimal"/>
+      <w:lvlText w:val=""/>
+      <w:lvlJc w:val="left"/>
+    </w:lvl>
+    <w:lvl w:ilvl="3" w:tplc="4CEA0228">
+      <w:numFmt w:val="decimal"/>
+      <w:lvlText w:val=""/>
+      <w:lvlJc w:val="left"/>
+    </w:lvl>
+    <w:lvl w:ilvl="4" w:tplc="319EC3B8">
+      <w:numFmt w:val="decimal"/>
+      <w:lvlText w:val=""/>
+      <w:lvlJc w:val="left"/>
+    </w:lvl>
+    <w:lvl w:ilvl="5" w:tplc="092C2D56">
+      <w:numFmt w:val="decimal"/>
+      <w:lvlText w:val=""/>
+      <w:lvlJc w:val="left"/>
+    </w:lvl>
+    <w:lvl w:ilvl="6" w:tplc="9AEE0104">
+      <w:numFmt w:val="decimal"/>
+      <w:lvlText w:val=""/>
+      <w:lvlJc w:val="left"/>
+    </w:lvl>
+    <w:lvl w:ilvl="7" w:tplc="71600970">
+      <w:numFmt w:val="decimal"/>
+      <w:lvlText w:val=""/>
+      <w:lvlJc w:val="left"/>
+    </w:lvl>
+    <w:lvl w:ilvl="8" w:tplc="7A14B0CA">
+      <w:numFmt w:val="decimal"/>
+      <w:lvlText w:val=""/>
+      <w:lvlJc w:val="left"/>
+    </w:lvl>
+  </w:abstractNum>
+  <w:num w:numId="1" w16cid:durableId="1109812654">
     <w:abstractNumId w:val="2"/>
     <w:lvlOverride w:ilvl="0">
       <w:startOverride w:val="1"/>
     </w:lvlOverride>
   </w:num>
-  <w:num w:numId="2" w16cid:durableId="1659307385">
-    <w:abstractNumId w:val="3"/>
+  <w:num w:numId="2" w16cid:durableId="1557545280">
+    <w:abstractNumId w:val="0"/>
     <w:lvlOverride w:ilvl="0">
       <w:startOverride w:val="1"/>
     </w:lvlOverride>
